--- a/content/genglass/01-vc-natyazhnoj-potolok.docx
+++ b/content/genglass/01-vc-natyazhnoj-potolok.docx
@@ -275,23 +275,12 @@
         <w:pStyle w:val="Heading1"/>
       </w:pPr>
       <w:r>
-        <w:t xml:space="preserve">Почему верхнее крепление не работает</w:t>
-      </w:r>
-    </w:p>
-    <w:p>
-      <w:r>
-        <w:t xml:space="preserve">В обычной схеме перегородку крепят к полу и к потолку, и часть нагрузки уходит вверх. Под натяжным полотном до плиты перекрытия несколько сантиметров пустоты </w:t>
-      </w:r>
-      <w:r>
-        <w:rPr>
-          <w:b/>
-          <w:bCs/>
-          <w:shd w:fill="FFF2A8" w:color="auto" w:val="clear"/>
-        </w:rPr>
-        <w:t xml:space="preserve">[УТОЧНИТЬ: типичная высота зазора в объектах GENGLASS]</w:t>
-      </w:r>
-      <w:r>
-        <w:t xml:space="preserve">, и крепёж туда не дотягивается.</w:t>
+        <w:t xml:space="preserve">Почему нельзя крепиться к полотну</w:t>
+      </w:r>
+    </w:p>
+    <w:p>
+      <w:r>
+        <w:t xml:space="preserve">В обычной схеме перегородку крепят к полу и к потолку, и часть нагрузки уходит вверх. Под натяжным полотном до плиты перекрытия остаётся зазор от нескольких сантиметров, и крепёж перегородки туда не дотягивается.</w:t>
       </w:r>
     </w:p>
     <w:p>
@@ -314,18 +303,7 @@
     </w:p>
     <w:p>
       <w:r>
-        <w:t xml:space="preserve">Пол в такой схеме становится несущим элементом. Требования к основанию: </w:t>
-      </w:r>
-      <w:r>
-        <w:rPr>
-          <w:b/>
-          <w:bCs/>
-          <w:shd w:fill="FFF2A8" w:color="auto" w:val="clear"/>
-        </w:rPr>
-        <w:t xml:space="preserve">[УТОЧНИТЬ: крепление к стяжке или поверх чистового покрытия, допустимые перепады пола, какие покрытия подходят]</w:t>
-      </w:r>
-      <w:r>
-        <w:t xml:space="preserve">. Гипсокартонный потолок держит точечную нагрузку хуже плиты, поэтому для него применяют ту же логику: вес в пол, сверху только фиксация.</w:t>
+        <w:t xml:space="preserve">Пол в такой схеме становится несущим элементом. Поэтому на замере стоит спросить три вещи: крепится профиль к стяжке или поверх чистового покрытия, какой перепад пола допустим и подходит ли ваше покрытие, например паркет или наливной пол. Гипсокартонный потолок держит точечную нагрузку хуже плиты, поэтому для него применяют ту же логику: вес в пол, сверху только фиксация.</w:t>
       </w:r>
     </w:p>
     <w:p>
@@ -386,18 +364,7 @@
         </w:numPr>
       </w:pPr>
       <w:r>
-        <w:t xml:space="preserve">Перегородку замеряют по готовым поверхностям </w:t>
-      </w:r>
-      <w:r>
-        <w:rPr>
-          <w:b/>
-          <w:bCs/>
-          <w:shd w:fill="FFF2A8" w:color="auto" w:val="clear"/>
-        </w:rPr>
-        <w:t xml:space="preserve">[УТОЧНИТЬ: на каком этапе GENGLASS делает замер]</w:t>
-      </w:r>
-      <w:r>
-        <w:t xml:space="preserve">.</w:t>
+        <w:t xml:space="preserve">Перегородку замеряют по готовым поверхностям, когда пол и потолок уже на месте.</w:t>
       </w:r>
     </w:p>
     <w:p>
@@ -427,18 +394,7 @@
     </w:p>
     <w:p>
       <w:r>
-        <w:t xml:space="preserve">Перегородки бывают статичными, распашными, раздвижными, каскадными, складными по типу гармошки и реечными. Для натяжного потолка важно, где у конструкции направляющая. У раздвижной и каскадной системы створки движутся по рельсу, и если рельс несущий, его располагают внизу </w:t>
-      </w:r>
-      <w:r>
-        <w:rPr>
-          <w:b/>
-          <w:bCs/>
-          <w:shd w:fill="FFF2A8" w:color="auto" w:val="clear"/>
-        </w:rPr>
-        <w:t xml:space="preserve">[УТОЧНИТЬ: какие типы открывания GENGLASS делает на нижней опоре, есть ли ограничения]</w:t>
-      </w:r>
-      <w:r>
-        <w:t xml:space="preserve">.</w:t>
+        <w:t xml:space="preserve">Перегородки бывают статичными, распашными, раздвижными, каскадными, складными по типу гармошки и реечными. Для натяжного потолка важно, где у конструкции направляющая. У раздвижной и каскадной системы створки движутся по рельсу, и если рельс несущий, его располагают внизу. Какие типы открывания доступны на нижней опоре, уточняют у производителя на этапе проекта, до выбора модели.</w:t>
       </w:r>
     </w:p>
     <w:p>
@@ -461,25 +417,14 @@
     </w:p>
     <w:p>
       <w:r>
-        <w:t xml:space="preserve">Высота перегородки и вес створок ограничены возможностями нижнего профиля </w:t>
-      </w:r>
-      <w:r>
-        <w:rPr>
-          <w:b/>
-          <w:bCs/>
-          <w:shd w:fill="FFF2A8" w:color="auto" w:val="clear"/>
-        </w:rPr>
-        <w:t xml:space="preserve">[УТОЧНИТЬ: максимальная высота и масса створки для нижней опоры]</w:t>
-      </w:r>
-      <w:r>
-        <w:t xml:space="preserve">. Для проёмов выше этого предела закладная в потолке остаётся единственным вариантом, и её ставят до натяжки полотна.</w:t>
+        <w:t xml:space="preserve">Высота перегородки и вес створок ограничены возможностями нижнего профиля, и предел у каждой системы свой. Его называют при расчёте проекта. Для проёмов выше этого предела закладная в потолке остаётся единственным вариантом, и её ставят до натяжки полотна.</w:t>
       </w:r>
     </w:p>
     <w:p>
       <w:r>
         <w:t xml:space="preserve">Типы и конфигурации перегородок, которые делает GENGLASS, собраны на странице </w:t>
       </w:r>
-      <w:hyperlink w:history="1" r:id="rIdv5wqfqzci0qyq118hqvcl">
+      <w:hyperlink w:history="1" r:id="rIdxzzczrnytspitgbllhkxl">
         <w:r>
           <w:rPr>
             <w:rStyle w:val="Hyperlink"/>
